--- a/Volume 1/Chapter 04 - Databases/SPA_Vol1_Ch4_Lesson4_2a_MySQL_Fundamentals_Extended.docx
+++ b/Volume 1/Chapter 04 - Databases/SPA_Vol1_Ch4_Lesson4_2a_MySQL_Fundamentals_Extended.docx
@@ -896,9 +896,129 @@
     </w:p>
     <w:p>
       <w:pPr>
+        <w:keepNext/>
+      </w:pPr>
+      <w:r>
+        <w:t>Next, let the tools create the Rust and Solidity project files, as in Lesson 4.0a. Remember, Cargo.toml describes the project: cargo init names it contacts_database, and cargo add pins the mysql crate at exactly 28.0.3. The Connector Setup below deletes the starter src\main.rs after cargo fetch, because each program is its own file in src\bin. Remember, forge init makes the Solidity project; --empty leaves out the sample files, and --force lets it run in the folder you just made.</w:t>
+      </w:r>
+    </w:p>
+    <w:p>
+      <w:pPr>
+        <w:keepNext/>
+      </w:pPr>
+    </w:p>
+    <w:p>
+      <w:pPr>
+        <w:pStyle w:val="CommandBlock"/>
+        <w:keepNext/>
+      </w:pPr>
+      <w:r>
+        <w:t>cargo init .\rust --name contacts_database --vcs none</w:t>
+      </w:r>
+    </w:p>
+    <w:p>
+      <w:pPr>
+        <w:pStyle w:val="CommandBlock"/>
+        <w:keepNext/>
+      </w:pPr>
+      <w:r>
+        <w:t>cargo add --manifest-path .\rust\Cargo.toml mysql@=28.0.3</w:t>
+      </w:r>
+    </w:p>
+    <w:p>
+      <w:pPr>
+        <w:pStyle w:val="CommandBlock"/>
+      </w:pPr>
+      <w:r>
+        <w:t>forge init .\solidity --empty --no-git --offline --force</w:t>
+      </w:r>
+    </w:p>
+    <w:p>
+      <w:pPr>
+        <w:keepNext/>
+      </w:pPr>
+    </w:p>
+    <w:p>
+      <w:r>
+        <w:t>Then type the Solidity project's settings file, foundry.toml; these scripts read and write no files, so it allows none. As in Chapter 1, notepad .\solidity\foundry.toml opens the file forge init wrote: replace its text with the file below, save it with Ctrl+S, and close Notepad.</w:t>
+      </w:r>
+    </w:p>
+    <w:p>
+      <w:pPr>
+        <w:keepNext/>
+      </w:pPr>
+    </w:p>
+    <w:p>
+      <w:pPr>
         <w:pStyle w:val="Heading3"/>
       </w:pPr>
       <w:r>
+        <w:t>solidity/foundry.toml</w:t>
+      </w:r>
+    </w:p>
+    <w:p>
+      <w:pPr>
+        <w:pStyle w:val="SourceCode"/>
+        <w:keepNext/>
+      </w:pPr>
+      <w:r>
+        <w:t>[profile.default]</w:t>
+      </w:r>
+    </w:p>
+    <w:p>
+      <w:pPr>
+        <w:pStyle w:val="SourceCode"/>
+        <w:keepNext/>
+      </w:pPr>
+      <w:r>
+        <w:t># The scripts in script/ are the only Solidity sources in this project.</w:t>
+      </w:r>
+    </w:p>
+    <w:p>
+      <w:pPr>
+        <w:pStyle w:val="SourceCode"/>
+        <w:keepNext/>
+      </w:pPr>
+      <w:r>
+        <w:t>src = "script"</w:t>
+      </w:r>
+    </w:p>
+    <w:p>
+      <w:pPr>
+        <w:pStyle w:val="SourceCode"/>
+        <w:keepNext/>
+      </w:pPr>
+      <w:r>
+        <w:t># forge install puts forge-std in lib/.</w:t>
+      </w:r>
+    </w:p>
+    <w:p>
+      <w:pPr>
+        <w:pStyle w:val="SourceCode"/>
+        <w:keepNext/>
+      </w:pPr>
+      <w:r>
+        <w:t>libs = ["lib"]</w:t>
+      </w:r>
+    </w:p>
+    <w:p>
+      <w:pPr>
+        <w:pStyle w:val="SourceCode"/>
+      </w:pPr>
+      <w:r>
+        <w:t># The scripts read and write no files, so no fs_permissions are needed.</w:t>
+      </w:r>
+    </w:p>
+    <w:p>
+      <w:pPr>
+        <w:keepNext/>
+      </w:pPr>
+    </w:p>
+    <w:p>
+      <w:pPr>
+        <w:pStyle w:val="Heading3"/>
+      </w:pPr>
+      <w:r>
         <w:t>Linux or macOS Project Setup</w:t>
       </w:r>
     </w:p>
@@ -947,8 +1067,62 @@
       </w:pPr>
     </w:p>
     <w:p>
-      <w:r>
-        <w:t>Save each source and supporting file from this lesson into the matching path in the project layout. As in Chapter 1, notepad .\rust\Cargo.toml creates and opens one: choose Yes, type the file, save it with Ctrl+S, and close Notepad (on Linux or macOS, nano ./rust/Cargo.toml: type the file, then save and close it with Ctrl+O, Enter, then Ctrl+X). The Linux commands leave out the assembly folder, because Linux Assembly is deferred.</w:t>
+      <w:pPr>
+        <w:keepNext/>
+      </w:pPr>
+      <w:r>
+        <w:t>Then create the Rust and Solidity project files with the same commands as on Windows.</w:t>
+      </w:r>
+    </w:p>
+    <w:p>
+      <w:pPr>
+        <w:keepNext/>
+      </w:pPr>
+    </w:p>
+    <w:p>
+      <w:pPr>
+        <w:pStyle w:val="CommandBlock"/>
+        <w:keepNext/>
+      </w:pPr>
+      <w:r>
+        <w:t>cargo init ./rust --name contacts_database --vcs none</w:t>
+      </w:r>
+    </w:p>
+    <w:p>
+      <w:pPr>
+        <w:pStyle w:val="CommandBlock"/>
+        <w:keepNext/>
+      </w:pPr>
+      <w:r>
+        <w:t>cargo add --manifest-path ./rust/Cargo.toml mysql@=28.0.3</w:t>
+      </w:r>
+    </w:p>
+    <w:p>
+      <w:pPr>
+        <w:pStyle w:val="CommandBlock"/>
+      </w:pPr>
+      <w:r>
+        <w:t>forge init ./solidity --empty --no-git --offline --force</w:t>
+      </w:r>
+    </w:p>
+    <w:p>
+      <w:pPr>
+        <w:keepNext/>
+      </w:pPr>
+    </w:p>
+    <w:p>
+      <w:r>
+        <w:t>Type solidity/foundry.toml exactly as shown in the Windows setup.</w:t>
+      </w:r>
+    </w:p>
+    <w:p>
+      <w:pPr>
+        <w:keepNext/>
+      </w:pPr>
+    </w:p>
+    <w:p>
+      <w:r>
+        <w:t>You save each source file in its language's section below, as each is shown. As in Chapter 1, notepad .\rust\src\bin\basic_contacts_database.rs creates and opens one: choose Yes, type the file, save it with Ctrl+S, and close Notepad (on Linux or macOS, nano ./rust/src/bin/basic_contacts_database.rs: type the file, then save and close it with Ctrl+O, Enter, then Ctrl+X). The Linux commands leave out the assembly folder, because Linux Assembly is deferred.</w:t>
       </w:r>
     </w:p>
     <w:p>
@@ -1066,6 +1240,15 @@
         <w:keepNext/>
       </w:pPr>
       <w:r>
+        <w:t>Remove-Item .\rust\src\main.rs</w:t>
+      </w:r>
+    </w:p>
+    <w:p>
+      <w:pPr>
+        <w:pStyle w:val="CommandBlock"/>
+        <w:keepNext/>
+      </w:pPr>
+      <w:r>
         <w:t>curl.exe -fsSL -o .\vendor\mysql-1.9.0.tar `</w:t>
       </w:r>
     </w:p>
@@ -1132,6 +1315,15 @@
         <w:keepNext/>
       </w:pPr>
       <w:r>
+        <w:t>rm ./rust/src/main.rs</w:t>
+      </w:r>
+    </w:p>
+    <w:p>
+      <w:pPr>
+        <w:pStyle w:val="CommandBlock"/>
+        <w:keepNext/>
+      </w:pPr>
+      <w:r>
         <w:t>curl -fsSL -o ./vendor/mysql-1.9.0.tar \</w:t>
       </w:r>
     </w:p>
@@ -11853,7 +12045,7 @@
     </w:p>
     <w:p>
       <w:r>
-        <w:t>Cargo.toml names the Rust project and pins the mysql crate at exactly 28.0.3. foundry.toml is the Solidity project's settings file; these scripts read and write no files, so it allows none.</w:t>
+        <w:t>This is the file the setup commands wrote, shown here so you can check yours. Cargo.toml names the Rust project and pins the mysql crate at exactly 28.0.3. Yours has no comment lines, and its blank lines may differ; the comments here explain each part.</w:t>
       </w:r>
     </w:p>
     <w:p>
@@ -11964,77 +12156,6 @@
       </w:pPr>
       <w:r>
         <w:t>mysql = "=28.0.3"</w:t>
-      </w:r>
-    </w:p>
-    <w:p>
-      <w:pPr>
-        <w:keepNext/>
-      </w:pPr>
-    </w:p>
-    <w:p>
-      <w:pPr>
-        <w:keepNext/>
-      </w:pPr>
-    </w:p>
-    <w:p>
-      <w:pPr>
-        <w:pStyle w:val="Heading2"/>
-      </w:pPr>
-      <w:r>
-        <w:t>solidity/foundry.toml</w:t>
-      </w:r>
-    </w:p>
-    <w:p>
-      <w:pPr>
-        <w:pStyle w:val="SourceCode"/>
-        <w:keepNext/>
-      </w:pPr>
-      <w:r>
-        <w:t>[profile.default]</w:t>
-      </w:r>
-    </w:p>
-    <w:p>
-      <w:pPr>
-        <w:pStyle w:val="SourceCode"/>
-        <w:keepNext/>
-      </w:pPr>
-      <w:r>
-        <w:t># The scripts in script/ are the only Solidity sources in this project.</w:t>
-      </w:r>
-    </w:p>
-    <w:p>
-      <w:pPr>
-        <w:pStyle w:val="SourceCode"/>
-        <w:keepNext/>
-      </w:pPr>
-      <w:r>
-        <w:t>src = "script"</w:t>
-      </w:r>
-    </w:p>
-    <w:p>
-      <w:pPr>
-        <w:pStyle w:val="SourceCode"/>
-        <w:keepNext/>
-      </w:pPr>
-      <w:r>
-        <w:t># forge install puts forge-std in lib/.</w:t>
-      </w:r>
-    </w:p>
-    <w:p>
-      <w:pPr>
-        <w:pStyle w:val="SourceCode"/>
-        <w:keepNext/>
-      </w:pPr>
-      <w:r>
-        <w:t>libs = ["lib"]</w:t>
-      </w:r>
-    </w:p>
-    <w:p>
-      <w:pPr>
-        <w:pStyle w:val="SourceCode"/>
-      </w:pPr>
-      <w:r>
-        <w:t># The scripts read and write no files, so no fs_permissions are needed.</w:t>
       </w:r>
     </w:p>
     <w:p>
@@ -12996,31 +13117,31 @@
       </w:rPr>
     </w:lvl>
   </w:abstractNum>
-  <w:num w:numId="1" w16cid:durableId="1475835902">
+  <w:num w:numId="1" w16cid:durableId="1759449530">
     <w:abstractNumId w:val="8"/>
   </w:num>
-  <w:num w:numId="2" w16cid:durableId="1104500462">
+  <w:num w:numId="2" w16cid:durableId="365718174">
     <w:abstractNumId w:val="6"/>
   </w:num>
-  <w:num w:numId="3" w16cid:durableId="229578819">
+  <w:num w:numId="3" w16cid:durableId="2002269488">
     <w:abstractNumId w:val="5"/>
   </w:num>
-  <w:num w:numId="4" w16cid:durableId="773742487">
+  <w:num w:numId="4" w16cid:durableId="1468812922">
     <w:abstractNumId w:val="4"/>
   </w:num>
-  <w:num w:numId="5" w16cid:durableId="1903371780">
+  <w:num w:numId="5" w16cid:durableId="1680353167">
     <w:abstractNumId w:val="7"/>
   </w:num>
-  <w:num w:numId="6" w16cid:durableId="1565528232">
+  <w:num w:numId="6" w16cid:durableId="1350831979">
     <w:abstractNumId w:val="3"/>
   </w:num>
-  <w:num w:numId="7" w16cid:durableId="1321618537">
+  <w:num w:numId="7" w16cid:durableId="937757409">
     <w:abstractNumId w:val="2"/>
   </w:num>
-  <w:num w:numId="8" w16cid:durableId="1790977524">
+  <w:num w:numId="8" w16cid:durableId="2051495494">
     <w:abstractNumId w:val="1"/>
   </w:num>
-  <w:num w:numId="9" w16cid:durableId="1853648185">
+  <w:num w:numId="9" w16cid:durableId="1323848146">
     <w:abstractNumId w:val="0"/>
   </w:num>
 </w:numbering>

--- a/Volume 1/Chapter 04 - Databases/SPA_Vol1_Ch4_Lesson4_2a_MySQL_Fundamentals_Extended.docx
+++ b/Volume 1/Chapter 04 - Databases/SPA_Vol1_Ch4_Lesson4_2a_MySQL_Fundamentals_Extended.docx
@@ -67,10 +67,7 @@
     </w:p>
     <w:p>
       <w:r>
-        <w:t>Add the database setting to Lesson 4.0a's connection in Assembly, Rust, and Erlang, and do what Lesson 4.2's programs do: create spa_contacts in a way that is safe to repeat, connect to it by name, ask the server which database the connection uses, and report clearly when the named database does not exist. Solidity has no database to choose; its section explains why and makes the nearest honest check instead: a node runs exactly one chain, so a Foundry script asks anvil which chain it runs and reports clear</w:t>
-      </w:r>
-      <w:r>
-        <w:t>ly when it is not the chain the script expects.</w:t>
+        <w:t>Add the database setting to Lesson 4.0a's connection in Assembly, Rust, and Erlang, and do what Lesson 4.2's programs do: create spa_contacts in a way that is safe to repeat, connect to it by name, ask the server which database the connection uses, and report clearly when the named database does not exist. Solidity has no database to choose; its section explains why and makes the nearest honest check instead: a node runs exactly one chain, so a Foundry script asks anvil which chain it runs and reports clearly when it is not the chain the script expects.</w:t>
       </w:r>
     </w:p>
     <w:p>
@@ -98,10 +95,7 @@
     </w:p>
     <w:p>
       <w:r>
-        <w:t>Lesson 4.2 explains why every program from now on names its database, and why a missing database must be reported clearly: a misspelled database name is one of the most common reasons a program cannot start. Each connector takes the database setting in its own place, and these four languages show how different those places are: a stack place in Assembly, a builder call in Rust, a pair in a settings list in Erlang. Solidity shows the same idea on a blockchain, where the thing to get right is not the database</w:t>
-      </w:r>
-      <w:r>
-        <w:t xml:space="preserve"> but the chain. Read Lesson 4.2 first: this companion uses its spa_contacts database, its statements, and its output lines, and Lesson 4.0a's connectors, and does not repeat why.</w:t>
+        <w:t>Lesson 4.2 explains why every program from now on names its database, and why a missing database must be reported clearly: a misspelled database name is one of the most common reasons a program cannot start. Each connector takes the database setting in its own place, and these four languages show how different those places are: a stack place in Assembly, a builder call in Rust, a pair in a settings list in Erlang. Solidity shows the same idea on a blockchain, where the thing to get right is not the database but the chain. Read Lesson 4.2 first: this companion uses its spa_contacts database, its statements, and its output lines, and Lesson 4.0a's connectors, and does not repeat why.</w:t>
       </w:r>
     </w:p>
     <w:p>
@@ -273,10 +267,7 @@
         <w:pStyle w:val="ListBullet"/>
       </w:pPr>
       <w:r>
-        <w:t>Remember, a contract cannot connect to MySQL or any server, and keeps its data in on-chain storage (Lesson 4.0a). There is no database to choose on a chain, but there is a setting a program must get right in the same way: the chain. A node runs exactly one chain, named by its chain ID, a number: anvil's is 31337, and Ethereum's main chain is 1. The chain ID matters because a signed transaction includes it, so a transaction made for a test chain cannot be replayed on the main chain, and wallets and deploy to</w:t>
-      </w:r>
-      <w:r>
-        <w:t>ols ask the node for its chain ID before they send anything. A real node runs one chain, so choosing a chain means choosing which node to connect to; only a test node such as anvil can be told to change its ID (its anvil_setChainId method). So the Solidity scripts ask the node which chain it runs, and the Production-Minded script reports a node on the wrong chain, the way the other programs report an unknown database.</w:t>
+        <w:t>Remember, a contract cannot connect to MySQL or any server, and keeps its data in on-chain storage (Lesson 4.0a). There is no database to choose on a chain, but there is a setting a program must get right in the same way: the chain. A node runs exactly one chain, named by its chain ID, a number: anvil's is 31337, and Ethereum's main chain is 1. The chain ID matters because a signed transaction includes it, so a transaction made for a test chain cannot be replayed on the main chain, and wallets and deploy tools ask the node for its chain ID before they send anything. A real node runs one chain, so choosing a chain means choosing which node to connect to; only a test node such as anvil can be told to change its ID (its anvil_setChainId method). So the Solidity scripts ask the node which chain it runs, and the Production-Minded script reports a node on the wrong chain, the way the other programs report an unknown database.</w:t>
       </w:r>
     </w:p>
     <w:p>
@@ -1595,10 +1586,7 @@
     </w:p>
     <w:p>
       <w:r>
-        <w:t>Assembly calls libmysql, the C API, as in Lesson 4.0a, with the calls Lesson 4.2's C programs make. Remember, mysql_real_connect takes eight values, four in registers and four on the stack from [rsp + 32], and mysql_query sends one statement (Lesson 4.0a). The database setting is the fifth value, the first one on the stack, which Lesson 4.0a set to 0. Now it holds the address of the text spa_contacts, the way r8 holds the address of devuser. A stack place cannot take an address straight from a label, so lea</w:t>
-      </w:r>
-      <w:r>
-        <w:t xml:space="preserve"> first puts the address in a register, and mov copies that register into [rsp + 32].</w:t>
+        <w:t>Assembly calls libmysql, the C API, as in Lesson 4.0a, with the calls Lesson 4.2's C programs make. Remember, mysql_real_connect takes eight values, four in registers and four on the stack from [rsp + 32], and mysql_query sends one statement (Lesson 4.0a). The database setting is the fifth value, the first one on the stack, which Lesson 4.0a set to 0. Now it holds the address of the text spa_contacts, the way r8 holds the address of devuser. A stack place cannot take an address straight from a label, so lea first puts the address in a register, and mov copies that register into [rsp + 32].</w:t>
       </w:r>
     </w:p>
     <w:p>
@@ -1644,10 +1632,7 @@
     </w:p>
     <w:p>
       <w:r>
-        <w:t>Start with the most direct version: main reads SPA_DB_PASSWORD, connects to the server with 0 as the database, sends CREATE DATABASE IF NOT EXISTS spa_contacts, and closes that handle; then it makes a new handle, connects again with the address of spa_contacts as the database, sends SELECT DATABASE(), prints the answer, and closes. As in Lesson 4.2's C version, it checks each mysql_real_connect, because a handle that never connected would crash at mysql_fetch_row: both connections jump to one .connect_faile</w:t>
-      </w:r>
-      <w:r>
-        <w:t>d label that prints the server's reason, such as Error: Unknown database 'spa_nope', and stops. After that, it trusts every step. Every new step is commented, so read the comments as you type it.</w:t>
+        <w:t>Start with the most direct version: main reads SPA_DB_PASSWORD, connects to the server with 0 as the database, sends CREATE DATABASE IF NOT EXISTS spa_contacts, and closes that handle; then it makes a new handle, connects again with the address of spa_contacts as the database, sends SELECT DATABASE(), prints the answer, and closes. As in Lesson 4.2's C version, it checks each mysql_real_connect, because a handle that never connected would crash at mysql_fetch_row: both connections jump to one .connect_failed label that prints the server's reason, such as Error: Unknown database 'spa_nope', and stops. After that, it trusts every step. Every new step is commented, so read the comments as you type it.</w:t>
       </w:r>
     </w:p>
     <w:p>
@@ -3207,10 +3192,7 @@
     </w:p>
     <w:p>
       <w:r>
-        <w:t xml:space="preserve">The Production-Minded version prints the same lines. connect_server is Lesson 4.0a's, unchanged: it reaches the server only. The new connect_database takes the handle in rcx, the password in rdx, and the database's address in r8, and stores r8 in [rsp + 32] before it reuses r8 for the user. Both return 0 in eax, or -1 when the connection fails; main then prints the two Error lines, closes the handle, and returns 1. create_database and print_current_database each print one Error line when the server refuses </w:t>
-      </w:r>
-      <w:r>
-        <w:t>their statement, and return -1. Each handle is closed as soon as its work is done. These are the functions of Lesson 4.2's C version, one for one.</w:t>
+        <w:t>The Production-Minded version prints the same lines. connect_server is Lesson 4.0a's, unchanged: it reaches the server only. The new connect_database takes the handle in rcx, the password in rdx, and the database's address in r8, and stores r8 in [rsp + 32] before it reuses r8 for the user. Both return 0 in eax, or -1 when the connection fails; main then prints the two Error lines, closes the handle, and returns 1. create_database and print_current_database each print one Error line when the server refuses their statement, and return -1. Each handle is closed as soon as its work is done. These are the functions of Lesson 4.2's C version, one for one.</w:t>
       </w:r>
     </w:p>
     <w:p>
@@ -6020,10 +6002,7 @@
     </w:p>
     <w:p>
       <w:r>
-        <w:t>Both versions read SPA_DB_PASSWORD, connect to the server to create spa_contacts if it is missing, connect again with the database setting, ask the server for the current database, and close each connection, and both refuse to start without the password. The Basic version does it all in main. The Production-Minded version keeps the settings in constants, separates connect_server from connect_database, which the later Chapter 4 lessons and the project reuse, reports a missing database by name with the connec</w:t>
-      </w:r>
-      <w:r>
-        <w:t>tor's reason, and closes each connection with its cleanup form even after an error.</w:t>
+        <w:t>Both versions read SPA_DB_PASSWORD, connect to the server to create spa_contacts if it is missing, connect again with the database setting, ask the server for the current database, and close each connection, and both refuse to start without the password. The Basic version does it all in main. The Production-Minded version keeps the settings in constants, separates connect_server from connect_database, which the later Chapter 4 lessons and the project reuse, reports a missing database by name with the connector's reason, and closes each connection with its cleanup form even after an error.</w:t>
       </w:r>
     </w:p>
     <w:p>
@@ -6074,10 +6053,7 @@
     </w:p>
     <w:p>
       <w:r>
-        <w:t>Start with the most direct version: main reads SPA_DB_PASSWORD, fills an OptsBuilder with Lesson 4.0a's four settings, connects, sends CREATE DATABASE IF NOT EXISTS spa_contacts with query_drop, and drops that connection; then it fills a second OptsBuilder with the same settings plus db_name, connects again, and prints the answer of SELECT DATABASE(). Both builders need the password, so the program lends it with &amp;password instead of handing the String over. After the password check, it trusts every step wit</w:t>
-      </w:r>
-      <w:r>
-        <w:t>h unwrap; the Production-Minded version checks them. Every new step is commented, so read the comments as you type it.</w:t>
+        <w:t>Start with the most direct version: main reads SPA_DB_PASSWORD, fills an OptsBuilder with Lesson 4.0a's four settings, connects, sends CREATE DATABASE IF NOT EXISTS spa_contacts with query_drop, and drops that connection; then it fills a second OptsBuilder with the same settings plus db_name, connects again, and prints the answer of SELECT DATABASE(). Both builders need the password, so the program lends it with &amp;password instead of handing the String over. After the password check, it trusts every step with unwrap; the Production-Minded version checks them. Every new step is commented, so read the comments as you type it.</w:t>
       </w:r>
     </w:p>
     <w:p>
@@ -6833,10 +6809,7 @@
     </w:p>
     <w:p>
       <w:r>
-        <w:t xml:space="preserve">The Production-Minded version prints the same lines. connect_server is Lesson 4.0a's, unchanged. The new connect_database(password, database) adds db_name and returns the Conn, or an Err whose message names the database, the server, and the connector's reason. create_database and print_current_database return a mysql::Error when the server refuses their statement. run keeps create_database's result in created, drops the server connection, and only then passes a failure on with ?, so the first connection is </w:t>
-      </w:r>
-      <w:r>
-        <w:t>closed whichever way the statement went; the second connection is dropped when run returns. main prints run's Err as the Error line and ends with process::exit(1).</w:t>
+        <w:t>The Production-Minded version prints the same lines. connect_server is Lesson 4.0a's, unchanged. The new connect_database(password, database) adds db_name and returns the Conn, or an Err whose message names the database, the server, and the connector's reason. create_database and print_current_database return a mysql::Error when the server refuses their statement. run keeps create_database's result in created, drops the server connection, and only then passes a failure on with ?, so the first connection is closed whichever way the statement went; the second connection is dropped when run returns. main prints run's Err as the Error line and ends with process::exit(1).</w:t>
       </w:r>
     </w:p>
     <w:p>
@@ -8046,10 +8019,7 @@
     </w:p>
     <w:p>
       <w:r>
-        <w:t>Both versions read SPA_DB_PASSWORD, connect to the server to create spa_contacts if it is missing, connect again with the database setting, ask the server for the current database, and close each connection, and both refuse to start without the password. The Basic version does it all in main. The Production-Minded version keeps the settings in constants, separates connect_server from connect_database, which the later Chapter 4 lessons and the project reuse, reports a missing database by name with the connec</w:t>
-      </w:r>
-      <w:r>
-        <w:t>tor's reason, and closes each connection with its cleanup form even after an error.</w:t>
+        <w:t>Both versions read SPA_DB_PASSWORD, connect to the server to create spa_contacts if it is missing, connect again with the database setting, ask the server for the current database, and close each connection, and both refuse to start without the password. The Basic version does it all in main. The Production-Minded version keeps the settings in constants, separates connect_server from connect_database, which the later Chapter 4 lessons and the project reuse, reports a missing database by name with the connector's reason, and closes each connection with its cleanup form even after an error.</w:t>
       </w:r>
     </w:p>
     <w:p>
@@ -8100,10 +8070,7 @@
     </w:p>
     <w:p>
       <w:r>
-        <w:t>Start with the most direct version: main reads SPA_DB_PASSWORD, check_connector makes sure the connector is there, then open_contacts connects with Lesson 4.0a's four settings, sends CREATE DATABASE IF NOT EXISTS spa_contacts, and closes that connection with mysql:stop; then it connects again with the database setting added and prints the answer of SELECT DATABASE(). After the password and connector checks, it trusts every step: each result is matched with =, so a failure stops the program with a badmatch e</w:t>
-      </w:r>
-      <w:r>
-        <w:t>rror; the Production-Minded version checks them. Every new step is commented, so read the comments as you type it.</w:t>
+        <w:t>Start with the most direct version: main reads SPA_DB_PASSWORD, check_connector makes sure the connector is there, then open_contacts connects with Lesson 4.0a's four settings, sends CREATE DATABASE IF NOT EXISTS spa_contacts, and closes that connection with mysql:stop; then it connects again with the database setting added and prints the answer of SELECT DATABASE(). After the password and connector checks, it trusts every step: each result is matched with =, so a failure stops the program with a badmatch error; the Production-Minded version checks them. Every new step is commented, so read the comments as you type it.</w:t>
       </w:r>
     </w:p>
     <w:p>
@@ -8951,10 +8918,7 @@
     </w:p>
     <w:p>
       <w:r>
-        <w:t>The Production-Minded version prints the same lines. connect_server and reason_text are Lesson 4.0a's, unchanged. The new connect_database(Password, Database) adds the {database, Database} pair and returns {ok, Connection}, or {error, Message} naming the database, the server, and the reason. create_database and print_current_database each return true, or print one Error line and return false. prepare_database does the first connection's work and open_database the second's, each closing its connection in the</w:t>
-      </w:r>
-      <w:r>
-        <w:t xml:space="preserve"> after part of a try, and check_connector joins them with andalso, so the database is opened only when it is ready. finish ends with exit code 1 when a step failed.</w:t>
+        <w:t>The Production-Minded version prints the same lines. connect_server and reason_text are Lesson 4.0a's, unchanged. The new connect_database(Password, Database) adds the {database, Database} pair and returns {ok, Connection}, or {error, Message} naming the database, the server, and the reason. create_database and print_current_database each return true, or print one Error line and return false. prepare_database does the first connection's work and open_database the second's, each closing its connection in the after part of a try, and check_connector joins them with andalso, so the database is opened only when it is ready. finish ends with exit code 1 when a step failed.</w:t>
       </w:r>
     </w:p>
     <w:p>
@@ -10590,10 +10554,7 @@
     </w:p>
     <w:p>
       <w:r>
-        <w:t>Both versions read SPA_DB_PASSWORD, connect to the server to create spa_contacts if it is missing, connect again with the database setting, ask the server for the current database, and close each connection, and both refuse to start without the password. The Basic version does it all in open_contacts. The Production-Minded version keeps the settings in constants, separates connect_server from connect_database, which the later Chapter 4 lessons and the project reuse, reports a missing database by name with t</w:t>
-      </w:r>
-      <w:r>
-        <w:t>he connector's reason, and closes each connection with its cleanup form even after an error.</w:t>
+        <w:t>Both versions read SPA_DB_PASSWORD, connect to the server to create spa_contacts if it is missing, connect again with the database setting, ask the server for the current database, and close each connection, and both refuse to start without the password. The Basic version does it all in open_contacts. The Production-Minded version keeps the settings in constants, separates connect_server from connect_database, which the later Chapter 4 lessons and the project reuse, reports a missing database by name with the connector's reason, and closes each connection with its cleanup form even after an error.</w:t>
       </w:r>
     </w:p>
     <w:p>
@@ -10621,10 +10582,7 @@
     </w:p>
     <w:p>
       <w:r>
-        <w:t>A contract cannot connect to MySQL, so it cannot choose a database either; this section makes no database connection, and fakes none. What it does have is the part of the lesson that carries over to a chain: a setting that must name the right place, and a clear report when it does not. A node runs exactly one chain, so the script connects to anvil, as in Lesson 4.0a, and asks which chain it runs with eth_chainId. Remember, vm.rpcJson sends one request to a node and returns JSON, and connectNode checks the f</w:t>
-      </w:r>
-      <w:r>
-        <w:t>irst request (Lesson 4.0a).</w:t>
+        <w:t>A contract cannot connect to MySQL, so it cannot choose a database either; this section makes no database connection, and fakes none. What it does have is the part of the lesson that carries over to a chain: a setting that must name the right place, and a clear report when it does not. A node runs exactly one chain, so the script connects to anvil, as in Lesson 4.0a, and asks which chain it runs with eth_chainId. Remember, vm.rpcJson sends one request to a node and returns JSON, and connectNode checks the first request (Lesson 4.0a).</w:t>
       </w:r>
     </w:p>
     <w:p>
@@ -11142,10 +11100,7 @@
     </w:p>
     <w:p>
       <w:r>
-        <w:t>The Production-Minded version logs the same lines. HOST, PORT, and CHAIN_ID are constants. CHAIN_ID is the chain the script expects; unlike the database setting it is not sent, only compared. connectNode is Lesson 4.0a's, unchanged: it returns false when no node answers, and run logs Error: could not connect to the host and port and reverts. When the node answers with a chain other than CHAIN_ID, run logs Error: could not use chain, the chain expected, and the node's address, and reverts with the node's own</w:t>
-      </w:r>
-      <w:r>
-        <w:t xml:space="preserve"> chain as the reason, so the reader knows which setting to fix.</w:t>
+        <w:t>The Production-Minded version logs the same lines. HOST, PORT, and CHAIN_ID are constants. CHAIN_ID is the chain the script expects; unlike the database setting it is not sent, only compared. connectNode is Lesson 4.0a's, unchanged: it returns false when no node answers, and run logs Error: could not connect to the host and port and reverts. When the node answers with a chain other than CHAIN_ID, run logs Error: could not use chain, the chain expected, and the node's address, and reverts with the node's own chain as the reason, so the reader knows which setting to fix.</w:t>
       </w:r>
     </w:p>
     <w:p>
@@ -12493,10 +12448,7 @@
     </w:p>
     <w:p>
       <w:r>
-        <w:t>The Chapter 4 project, the Database-Backed Contact Manager, keeps its contacts in spa_contacts and must keep them between runs. In Assembly, Rust, and Erlang, this lesson gives it its first two steps at startup: connect_server and CREATE DATABASE IF NOT EXISTS spa_contacts, which is safe on every start and never removes data, then connect_database(password, DATABASE), the one connection the rest of the project uses. Lesson 4.3a sends its first SQL through that connection. Solidity cannot take part in a MySQ</w:t>
-      </w:r>
-      <w:r>
-        <w:t>L project; its chain check is the nearest piece, run before a script relies on the node.</w:t>
+        <w:t>The Chapter 4 project, the Database-Backed Contact Manager, keeps its contacts in spa_contacts and must keep them between runs. In Assembly, Rust, and Erlang, this lesson gives it its first two steps at startup: connect_server and CREATE DATABASE IF NOT EXISTS spa_contacts, which is safe on every start and never removes data, then connect_database(password, DATABASE), the one connection the rest of the project uses. Lesson 4.3a sends its first SQL through that connection. Solidity cannot take part in a MySQL project; its chain check is the nearest piece, run before a script relies on the node.</w:t>
       </w:r>
     </w:p>
     <w:p>
@@ -12928,10 +12880,7 @@
     </w:p>
     <w:p>
       <w:r>
-        <w:t>Assembly, Rust, and Erlang each added the database setting to Lesson 4.0a's connection: the fifth value of mysql_real_connect, OptsBuilder's db_name, and mysql-otp's {database, ...} pair. Each program first connected to the server only and ran CREATE DATABASE IF NOT EXISTS spa_contacts, then connected again with the setting and asked SELECT DATABASE(), printing exactly the lines Lesson 4.2's programs print. The Production-Minded connect_database reports a missing database by name with the connector's reason</w:t>
-      </w:r>
-      <w:r>
-        <w:t>, and each connection is closed as soon as its work is done. Solidity cannot choose a database; a node runs one chain, and its script checked the chain ID and reported a wrong chain the same clear way. Lesson 4.3a sends its first SQL statements through this connection.</w:t>
+        <w:t>Assembly, Rust, and Erlang each added the database setting to Lesson 4.0a's connection: the fifth value of mysql_real_connect, OptsBuilder's db_name, and mysql-otp's {database, ...} pair. Each program first connected to the server only and ran CREATE DATABASE IF NOT EXISTS spa_contacts, then connected again with the setting and asked SELECT DATABASE(), printing exactly the lines Lesson 4.2's programs print. The Production-Minded connect_database reports a missing database by name with the connector's reason, and each connection is closed as soon as its work is done. Solidity cannot choose a database; a node runs one chain, and its script checked the chain ID and reported a wrong chain the same clear way. Lesson 4.3a sends its first SQL statements through this connection.</w:t>
       </w:r>
     </w:p>
     <w:sectPr>

--- a/Volume 1/Chapter 04 - Databases/SPA_Vol1_Ch4_Lesson4_2a_MySQL_Fundamentals_Extended.docx
+++ b/Volume 1/Chapter 04 - Databases/SPA_Vol1_Ch4_Lesson4_2a_MySQL_Fundamentals_Extended.docx
@@ -67,7 +67,10 @@
     </w:p>
     <w:p>
       <w:r>
-        <w:t>Add the database setting to Lesson 4.0a's connection in Assembly, Rust, and Erlang, and do what Lesson 4.2's programs do: create spa_contacts in a way that is safe to repeat, connect to it by name, ask the server which database the connection uses, and report clearly when the named database does not exist. Solidity has no database to choose; its section explains why and makes the nearest honest check instead: a node runs exactly one chain, so a Foundry script asks anvil which chain it runs and reports clearly when it is not the chain the script expects.</w:t>
+        <w:t>Add the database setting to Lesson 4.0a's connection in Assembly, Rust, and Erlang, and do what Lesson 4.2's programs do: create spa_contacts in a way that is safe to repeat, connect to it by name, ask the server which database the connection uses, and report clearly when the named database does not exist. Solidity has no database to choose; its section explains why and makes the nearest honest check instead: a node runs exactly one chain, so a Foundry script asks anvil which chain it runs and reports clear</w:t>
+      </w:r>
+      <w:r>
+        <w:t>ly when it is not the chain the script expects.</w:t>
       </w:r>
     </w:p>
     <w:p>
@@ -95,7 +98,10 @@
     </w:p>
     <w:p>
       <w:r>
-        <w:t>Lesson 4.2 explains why every program from now on names its database, and why a missing database must be reported clearly: a misspelled database name is one of the most common reasons a program cannot start. Each connector takes the database setting in its own place, and these four languages show how different those places are: a stack place in Assembly, a builder call in Rust, a pair in a settings list in Erlang. Solidity shows the same idea on a blockchain, where the thing to get right is not the database but the chain. Read Lesson 4.2 first: this companion uses its spa_contacts database, its statements, and its output lines, and Lesson 4.0a's connectors, and does not repeat why.</w:t>
+        <w:t>Lesson 4.2 explains why every program from now on names its database, and why a missing database must be reported clearly: a misspelled database name is one of the most common reasons a program cannot start. Each connector takes the database setting in its own place, and these four languages show how different those places are: a stack place in Assembly, a builder call in Rust, a pair in a settings list in Erlang. Solidity shows the same idea on a blockchain, where the thing to get right is not the database</w:t>
+      </w:r>
+      <w:r>
+        <w:t xml:space="preserve"> but the chain. Read Lesson 4.2 first: this companion uses its spa_contacts database, its statements, and its output lines, and Lesson 4.0a's connectors, and does not repeat why.</w:t>
       </w:r>
     </w:p>
     <w:p>
@@ -267,7 +273,10 @@
         <w:pStyle w:val="ListBullet"/>
       </w:pPr>
       <w:r>
-        <w:t>Remember, a contract cannot connect to MySQL or any server, and keeps its data in on-chain storage (Lesson 4.0a). There is no database to choose on a chain, but there is a setting a program must get right in the same way: the chain. A node runs exactly one chain, named by its chain ID, a number: anvil's is 31337, and Ethereum's main chain is 1. The chain ID matters because a signed transaction includes it, so a transaction made for a test chain cannot be replayed on the main chain, and wallets and deploy tools ask the node for its chain ID before they send anything. A real node runs one chain, so choosing a chain means choosing which node to connect to; only a test node such as anvil can be told to change its ID (its anvil_setChainId method). So the Solidity scripts ask the node which chain it runs, and the Production-Minded script reports a node on the wrong chain, the way the other programs report an unknown database.</w:t>
+        <w:t>Remember, a contract cannot connect to MySQL or any server, and keeps its data in on-chain storage (Lesson 4.0a). There is no database to choose on a chain, but there is a setting a program must get right in the same way: the chain. A node runs exactly one chain, named by its chain ID, a number: anvil's is 31337, and Ethereum's main chain is 1. The chain ID matters because a signed transaction includes it, so a transaction made for a test chain cannot be replayed on the main chain, and wallets and deploy to</w:t>
+      </w:r>
+      <w:r>
+        <w:t>ols ask the node for its chain ID before they send anything. A real node runs one chain, so choosing a chain means choosing which node to connect to; only a test node such as anvil can be told to change its ID (its anvil_setChainId method). So the Solidity scripts ask the node which chain it runs, and the Production-Minded script reports a node on the wrong chain, the way the other programs report an unknown database.</w:t>
       </w:r>
     </w:p>
     <w:p>
@@ -443,7 +452,11 @@
         <w:pStyle w:val="ListBullet"/>
       </w:pPr>
       <w:r>
-        <w:t>The Production-Minded versions reuse Lesson 4.0a's connect_server and add connect_database(password, database). A failed connection to a database prints two lines on the error stream, Error: could not connect to database, the name, and the server, then Reason: with the connector's own words, and ends with exit code 1.</w:t>
+        <w:t xml:space="preserve">The Production-Minded versions reuse Lesson 4.0a's connect_server and add connect_database(password, database). A failed connection to a database prints two lines on the error stream, Error: could not connect </w:t>
+      </w:r>
+      <w:r>
+        <w:lastRenderedPageBreak/>
+        <w:t>to database, the name, and the server, then Reason: with the connector's own words, and ends with exit code 1.</w:t>
       </w:r>
     </w:p>
     <w:p>
@@ -953,7 +966,7 @@
         <w:keepNext/>
       </w:pPr>
       <w:r>
-        <w:t>[profile.default]</w:t>
+        <w:t>[profile.default]  # Remember, the settings forge uses by default.</w:t>
       </w:r>
     </w:p>
     <w:p>
@@ -1586,7 +1599,10 @@
     </w:p>
     <w:p>
       <w:r>
-        <w:t>Assembly calls libmysql, the C API, as in Lesson 4.0a, with the calls Lesson 4.2's C programs make. Remember, mysql_real_connect takes eight values, four in registers and four on the stack from [rsp + 32], and mysql_query sends one statement (Lesson 4.0a). The database setting is the fifth value, the first one on the stack, which Lesson 4.0a set to 0. Now it holds the address of the text spa_contacts, the way r8 holds the address of devuser. A stack place cannot take an address straight from a label, so lea first puts the address in a register, and mov copies that register into [rsp + 32].</w:t>
+        <w:t>Assembly calls libmysql, the C API, as in Lesson 4.0a, with the calls Lesson 4.2's C programs make. Remember, mysql_real_connect takes eight values, four in registers and four on the stack from [rsp + 32], and mysql_query sends one statement (Lesson 4.0a). The database setting is the fifth value, the first one on the stack, which Lesson 4.0a set to 0. Now it holds the address of the text spa_contacts, the way r8 holds the address of devuser. A stack place cannot take an address straight from a label, so lea</w:t>
+      </w:r>
+      <w:r>
+        <w:t xml:space="preserve"> first puts the address in a register, and mov copies that register into [rsp + 32].</w:t>
       </w:r>
     </w:p>
     <w:p>
@@ -1632,7 +1648,10 @@
     </w:p>
     <w:p>
       <w:r>
-        <w:t>Start with the most direct version: main reads SPA_DB_PASSWORD, connects to the server with 0 as the database, sends CREATE DATABASE IF NOT EXISTS spa_contacts, and closes that handle; then it makes a new handle, connects again with the address of spa_contacts as the database, sends SELECT DATABASE(), prints the answer, and closes. As in Lesson 4.2's C version, it checks each mysql_real_connect, because a handle that never connected would crash at mysql_fetch_row: both connections jump to one .connect_failed label that prints the server's reason, such as Error: Unknown database 'spa_nope', and stops. After that, it trusts every step. Every new step is commented, so read the comments as you type it.</w:t>
+        <w:t>Start with the most direct version: main reads SPA_DB_PASSWORD, connects to the server with 0 as the database, sends CREATE DATABASE IF NOT EXISTS spa_contacts, and closes that handle; then it makes a new handle, connects again with the address of spa_contacts as the database, sends SELECT DATABASE(), prints the answer, and closes. As in Lesson 4.2's C version, it checks each mysql_real_connect, because a handle that never connected would crash at mysql_fetch_row: both connections jump to one .connect_faile</w:t>
+      </w:r>
+      <w:r>
+        <w:t>d label that prints the server's reason, such as Error: Unknown database 'spa_nope', and stops. After that, it trusts every step. Every new step is commented, so read the comments as you type it.</w:t>
       </w:r>
     </w:p>
     <w:p>
@@ -3192,7 +3211,10 @@
     </w:p>
     <w:p>
       <w:r>
-        <w:t>The Production-Minded version prints the same lines. connect_server is Lesson 4.0a's, unchanged: it reaches the server only. The new connect_database takes the handle in rcx, the password in rdx, and the database's address in r8, and stores r8 in [rsp + 32] before it reuses r8 for the user. Both return 0 in eax, or -1 when the connection fails; main then prints the two Error lines, closes the handle, and returns 1. create_database and print_current_database each print one Error line when the server refuses their statement, and return -1. Each handle is closed as soon as its work is done. These are the functions of Lesson 4.2's C version, one for one.</w:t>
+        <w:t xml:space="preserve">The Production-Minded version prints the same lines. connect_server is Lesson 4.0a's, unchanged: it reaches the server only. The new connect_database takes the handle in rcx, the password in rdx, and the database's address in r8, and stores r8 in [rsp + 32] before it reuses r8 for the user. Both return 0 in eax, or -1 when the connection fails; main then prints the two Error lines, closes the handle, and returns 1. create_database and print_current_database each print one Error line when the server refuses </w:t>
+      </w:r>
+      <w:r>
+        <w:t>their statement, and return -1. Each handle is closed as soon as its work is done. These are the functions of Lesson 4.2's C version, one for one.</w:t>
       </w:r>
     </w:p>
     <w:p>
@@ -3874,15 +3896,15 @@
         <w:pStyle w:val="SourceCode"/>
       </w:pPr>
       <w:r>
-        <w:t>; Remember, values 5 to 8 go on the stack after the 32 bytes of scratch</w:t>
-      </w:r>
-    </w:p>
-    <w:p>
-      <w:pPr>
-        <w:pStyle w:val="SourceCode"/>
-      </w:pPr>
-      <w:r>
-        <w:t>; space: no database (0), the port, and two defaults (0, 0).</w:t>
+        <w:t>; Remember, the password moves to r9 before rdx gets the host, and values</w:t>
+      </w:r>
+    </w:p>
+    <w:p>
+      <w:pPr>
+        <w:pStyle w:val="SourceCode"/>
+      </w:pPr>
+      <w:r>
+        <w:t>; 5 to 8 go on the stack: no database (0), the port, two defaults (0, 0).</w:t>
       </w:r>
     </w:p>
     <w:p>
@@ -6002,7 +6024,10 @@
     </w:p>
     <w:p>
       <w:r>
-        <w:t>Both versions read SPA_DB_PASSWORD, connect to the server to create spa_contacts if it is missing, connect again with the database setting, ask the server for the current database, and close each connection, and both refuse to start without the password. The Basic version does it all in main. The Production-Minded version keeps the settings in constants, separates connect_server from connect_database, which the later Chapter 4 lessons and the project reuse, reports a missing database by name with the connector's reason, and closes each connection with its cleanup form even after an error.</w:t>
+        <w:t>Both versions read SPA_DB_PASSWORD, connect to the server to create spa_contacts if it is missing, connect again with the database setting, ask the server for the current database, and close each connection, and both refuse to start without the password. The Basic version does it all in main. The Production-Minded version keeps the settings in constants, separates connect_server from connect_database, which the later Chapter 4 lessons and the project reuse, reports a missing database by name with the connec</w:t>
+      </w:r>
+      <w:r>
+        <w:t>tor's reason, and closes each connection with its cleanup form even after an error.</w:t>
       </w:r>
     </w:p>
     <w:p>
@@ -6053,7 +6078,10 @@
     </w:p>
     <w:p>
       <w:r>
-        <w:t>Start with the most direct version: main reads SPA_DB_PASSWORD, fills an OptsBuilder with Lesson 4.0a's four settings, connects, sends CREATE DATABASE IF NOT EXISTS spa_contacts with query_drop, and drops that connection; then it fills a second OptsBuilder with the same settings plus db_name, connects again, and prints the answer of SELECT DATABASE(). Both builders need the password, so the program lends it with &amp;password instead of handing the String over. After the password check, it trusts every step with unwrap; the Production-Minded version checks them. Every new step is commented, so read the comments as you type it.</w:t>
+        <w:t>Start with the most direct version: main reads SPA_DB_PASSWORD, fills an OptsBuilder with Lesson 4.0a's four settings, connects, sends CREATE DATABASE IF NOT EXISTS spa_contacts with query_drop, and drops that connection; then it fills a second OptsBuilder with the same settings plus db_name, connects again, and prints the answer of SELECT DATABASE(). Both builders need the password, so the program lends it with &amp;password instead of handing the String over. After the password check, it trusts every step wit</w:t>
+      </w:r>
+      <w:r>
+        <w:t>h unwrap; the Production-Minded version checks them. Every new step is commented, so read the comments as you type it.</w:t>
       </w:r>
     </w:p>
     <w:p>
@@ -6809,7 +6837,10 @@
     </w:p>
     <w:p>
       <w:r>
-        <w:t>The Production-Minded version prints the same lines. connect_server is Lesson 4.0a's, unchanged. The new connect_database(password, database) adds db_name and returns the Conn, or an Err whose message names the database, the server, and the connector's reason. create_database and print_current_database return a mysql::Error when the server refuses their statement. run keeps create_database's result in created, drops the server connection, and only then passes a failure on with ?, so the first connection is closed whichever way the statement went; the second connection is dropped when run returns. main prints run's Err as the Error line and ends with process::exit(1).</w:t>
+        <w:t xml:space="preserve">The Production-Minded version prints the same lines. connect_server is Lesson 4.0a's, unchanged. The new connect_database(password, database) adds db_name and returns the Conn, or an Err whose message names the database, the server, and the connector's reason. create_database and print_current_database return a mysql::Error when the server refuses their statement. run keeps create_database's result in created, drops the server connection, and only then passes a failure on with ?, so the first connection is </w:t>
+      </w:r>
+      <w:r>
+        <w:t>closed whichever way the statement went; the second connection is dropped when run returns. main prints run's Err as the Error line and ends with process::exit(1).</w:t>
       </w:r>
     </w:p>
     <w:p>
@@ -7220,15 +7251,15 @@
         <w:pStyle w:val="SourceCode"/>
       </w:pPr>
       <w:r>
-        <w:t>/// Makes sure spa_contacts exists. IF NOT EXISTS makes a rerun do</w:t>
-      </w:r>
-    </w:p>
-    <w:p>
-      <w:pPr>
-        <w:pStyle w:val="SourceCode"/>
-      </w:pPr>
-      <w:r>
-        <w:t>/// nothing. Remember, ? returns the Err at once.</w:t>
+        <w:t>/// Makes sure spa_contacts exists; IF NOT EXISTS makes a rerun do nothing.</w:t>
+      </w:r>
+    </w:p>
+    <w:p>
+      <w:pPr>
+        <w:pStyle w:val="SourceCode"/>
+      </w:pPr>
+      <w:r>
+        <w:t>/// Remember, &amp;mut lends the connection to change it; ? returns the Err.</w:t>
       </w:r>
     </w:p>
     <w:p>
@@ -7281,7 +7312,7 @@
         <w:pStyle w:val="SourceCode"/>
       </w:pPr>
       <w:r>
-        <w:t>/// Prints the database this connection uses.</w:t>
+        <w:t>/// Prints the current database. Remember, unwrap_or_default turns None into "".</w:t>
       </w:r>
     </w:p>
     <w:p>
@@ -8019,7 +8050,10 @@
     </w:p>
     <w:p>
       <w:r>
-        <w:t>Both versions read SPA_DB_PASSWORD, connect to the server to create spa_contacts if it is missing, connect again with the database setting, ask the server for the current database, and close each connection, and both refuse to start without the password. The Basic version does it all in main. The Production-Minded version keeps the settings in constants, separates connect_server from connect_database, which the later Chapter 4 lessons and the project reuse, reports a missing database by name with the connector's reason, and closes each connection with its cleanup form even after an error.</w:t>
+        <w:t>Both versions read SPA_DB_PASSWORD, connect to the server to create spa_contacts if it is missing, connect again with the database setting, ask the server for the current database, and close each connection, and both refuse to start without the password. The Basic version does it all in main. The Production-Minded version keeps the settings in constants, separates connect_server from connect_database, which the later Chapter 4 lessons and the project reuse, reports a missing database by name with the connec</w:t>
+      </w:r>
+      <w:r>
+        <w:t>tor's reason, and closes each connection with its cleanup form even after an error.</w:t>
       </w:r>
     </w:p>
     <w:p>
@@ -8070,7 +8104,10 @@
     </w:p>
     <w:p>
       <w:r>
-        <w:t>Start with the most direct version: main reads SPA_DB_PASSWORD, check_connector makes sure the connector is there, then open_contacts connects with Lesson 4.0a's four settings, sends CREATE DATABASE IF NOT EXISTS spa_contacts, and closes that connection with mysql:stop; then it connects again with the database setting added and prints the answer of SELECT DATABASE(). After the password and connector checks, it trusts every step: each result is matched with =, so a failure stops the program with a badmatch error; the Production-Minded version checks them. Every new step is commented, so read the comments as you type it.</w:t>
+        <w:t>Start with the most direct version: main reads SPA_DB_PASSWORD, check_connector makes sure the connector is there, then open_contacts connects with Lesson 4.0a's four settings, sends CREATE DATABASE IF NOT EXISTS spa_contacts, and closes that connection with mysql:stop; then it connects again with the database setting added and prints the answer of SELECT DATABASE(). After the password and connector checks, it trusts every step: each result is matched with =, so a failure stops the program with a badmatch e</w:t>
+      </w:r>
+      <w:r>
+        <w:t>rror; the Production-Minded version checks them. Every new step is commented, so read the comments as you type it.</w:t>
       </w:r>
     </w:p>
     <w:p>
@@ -8918,7 +8955,10 @@
     </w:p>
     <w:p>
       <w:r>
-        <w:t>The Production-Minded version prints the same lines. connect_server and reason_text are Lesson 4.0a's, unchanged. The new connect_database(Password, Database) adds the {database, Database} pair and returns {ok, Connection}, or {error, Message} naming the database, the server, and the reason. create_database and print_current_database each return true, or print one Error line and return false. prepare_database does the first connection's work and open_database the second's, each closing its connection in the after part of a try, and check_connector joins them with andalso, so the database is opened only when it is ready. finish ends with exit code 1 when a step failed.</w:t>
+        <w:t>The Production-Minded version prints the same lines. connect_server and reason_text are Lesson 4.0a's, unchanged. The new connect_database(Password, Database) adds the {database, Database} pair and returns {ok, Connection}, or {error, Message} naming the database, the server, and the reason. create_database and print_current_database each return true, or print one Error line and return false. prepare_database does the first connection's work and open_database the second's, each closing its connection in the</w:t>
+      </w:r>
+      <w:r>
+        <w:t xml:space="preserve"> after part of a try, and check_connector joins them with andalso, so the database is opened only when it is ready. finish ends with exit code 1 when a step failed.</w:t>
       </w:r>
     </w:p>
     <w:p>
@@ -9031,23 +9071,23 @@
         <w:pStyle w:val="SourceCode"/>
       </w:pPr>
       <w:r>
-        <w:t>%% Connects to the server only, with no database chosen, as in Lesson</w:t>
-      </w:r>
-    </w:p>
-    <w:p>
-      <w:pPr>
-        <w:pStyle w:val="SourceCode"/>
-      </w:pPr>
-      <w:r>
-        <w:t>%% 4.0a. Returns {ok, Server}, or {error, Message} naming the server and</w:t>
-      </w:r>
-    </w:p>
-    <w:p>
-      <w:pPr>
-        <w:pStyle w:val="SourceCode"/>
-      </w:pPr>
-      <w:r>
-        <w:t>%% the reason.</w:t>
+        <w:t>%% Connects to the server only, no database chosen (Lesson 4.0a): returns</w:t>
+      </w:r>
+    </w:p>
+    <w:p>
+      <w:pPr>
+        <w:pStyle w:val="SourceCode"/>
+      </w:pPr>
+      <w:r>
+        <w:t>%% {ok, Server} or {error, Message}. Remember, pid() is a process id, and</w:t>
+      </w:r>
+    </w:p>
+    <w:p>
+      <w:pPr>
+        <w:pStyle w:val="SourceCode"/>
+      </w:pPr>
+      <w:r>
+        <w:t>%% iodata() is text that may be nested lists, as io_lib:format builds it.</w:t>
       </w:r>
     </w:p>
     <w:p>
@@ -9289,23 +9329,23 @@
         <w:pStyle w:val="SourceCode"/>
       </w:pPr>
       <w:r>
-        <w:t>%% prints an unexpected term, which could hold the password (Lesson 4.0a).</w:t>
-      </w:r>
-    </w:p>
-    <w:p>
-      <w:pPr>
-        <w:pStyle w:val="SourceCode"/>
-      </w:pPr>
-      <w:r>
-        <w:t>%% Server refusals, such as Unknown database, are</w:t>
-      </w:r>
-    </w:p>
-    <w:p>
-      <w:pPr>
-        <w:pStyle w:val="SourceCode"/>
-      </w:pPr>
-      <w:r>
-        <w:t>%% {ErrorCode, SqlState, Message}.</w:t>
+        <w:t>%% prints an unexpected term, which could hold the password (Lesson 4.0a);</w:t>
+      </w:r>
+    </w:p>
+    <w:p>
+      <w:pPr>
+        <w:pStyle w:val="SourceCode"/>
+      </w:pPr>
+      <w:r>
+        <w:t>%% when is_atom(...) is a guard, so that clause fits only atoms. Server</w:t>
+      </w:r>
+    </w:p>
+    <w:p>
+      <w:pPr>
+        <w:pStyle w:val="SourceCode"/>
+      </w:pPr>
+      <w:r>
+        <w:t>%% refusals, such as Unknown database, are {ErrorCode, SqlState, Message}.</w:t>
       </w:r>
     </w:p>
     <w:p>
@@ -9592,23 +9632,23 @@
         <w:pStyle w:val="SourceCode"/>
       </w:pPr>
       <w:r>
-        <w:t>%% First connection, to the server: creates the database, then closes</w:t>
-      </w:r>
-    </w:p>
-    <w:p>
-      <w:pPr>
-        <w:pStyle w:val="SourceCode"/>
-      </w:pPr>
-      <w:r>
-        <w:t>%% the connection. Remember, the after part of try runs however the try</w:t>
-      </w:r>
-    </w:p>
-    <w:p>
-      <w:pPr>
-        <w:pStyle w:val="SourceCode"/>
-      </w:pPr>
-      <w:r>
-        <w:t>%% part ends, so mysql:stop closes the connection even after an error.</w:t>
+        <w:t>%% First connection, to the server: creates the database and closes the</w:t>
+      </w:r>
+    </w:p>
+    <w:p>
+      <w:pPr>
+        <w:pStyle w:val="SourceCode"/>
+      </w:pPr>
+      <w:r>
+        <w:t>%% connection. Remember, after runs however the try part ends, so</w:t>
+      </w:r>
+    </w:p>
+    <w:p>
+      <w:pPr>
+        <w:pStyle w:val="SourceCode"/>
+      </w:pPr>
+      <w:r>
+        <w:t>%% mysql:stop always runs; the try's value is the try part's: true or false.</w:t>
       </w:r>
     </w:p>
     <w:p>
@@ -10554,7 +10594,10 @@
     </w:p>
     <w:p>
       <w:r>
-        <w:t>Both versions read SPA_DB_PASSWORD, connect to the server to create spa_contacts if it is missing, connect again with the database setting, ask the server for the current database, and close each connection, and both refuse to start without the password. The Basic version does it all in open_contacts. The Production-Minded version keeps the settings in constants, separates connect_server from connect_database, which the later Chapter 4 lessons and the project reuse, reports a missing database by name with the connector's reason, and closes each connection with its cleanup form even after an error.</w:t>
+        <w:t>Both versions read SPA_DB_PASSWORD, connect to the server to create spa_contacts if it is missing, connect again with the database setting, ask the server for the current database, and close each connection, and both refuse to start without the password. The Basic version does it all in open_contacts. The Production-Minded version keeps the settings in constants, separates connect_server from connect_database, which the later Chapter 4 lessons and the project reuse, reports a missing database by name with t</w:t>
+      </w:r>
+      <w:r>
+        <w:t>he connector's reason, and closes each connection with its cleanup form even after an error.</w:t>
       </w:r>
     </w:p>
     <w:p>
@@ -10582,7 +10625,10 @@
     </w:p>
     <w:p>
       <w:r>
-        <w:t>A contract cannot connect to MySQL, so it cannot choose a database either; this section makes no database connection, and fakes none. What it does have is the part of the lesson that carries over to a chain: a setting that must name the right place, and a clear report when it does not. A node runs exactly one chain, so the script connects to anvil, as in Lesson 4.0a, and asks which chain it runs with eth_chainId. Remember, vm.rpcJson sends one request to a node and returns JSON, and connectNode checks the first request (Lesson 4.0a).</w:t>
+        <w:t>A contract cannot connect to MySQL, so it cannot choose a database either; this section makes no database connection, and fakes none. What it does have is the part of the lesson that carries over to a chain: a setting that must name the right place, and a clear report when it does not. A node runs exactly one chain, so the script connects to anvil, as in Lesson 4.0a, and asks which chain it runs with eth_chainId. Remember, vm.rpcJson sends one request to a node and returns JSON, and connectNode checks the f</w:t>
+      </w:r>
+      <w:r>
+        <w:t>irst request (Lesson 4.0a).</w:t>
       </w:r>
     </w:p>
     <w:p>
@@ -10811,23 +10857,23 @@
         <w:pStyle w:val="SourceCode"/>
       </w:pPr>
       <w:r>
-        <w:t xml:space="preserve">        // A node runs exactly one chain, named by its chain ID, a number:</w:t>
-      </w:r>
-    </w:p>
-    <w:p>
-      <w:pPr>
-        <w:pStyle w:val="SourceCode"/>
-      </w:pPr>
-      <w:r>
-        <w:t xml:space="preserve">        // anvil's is 31337. Remember, vm.parseJsonUint reads the hex</w:t>
-      </w:r>
-    </w:p>
-    <w:p>
-      <w:pPr>
-        <w:pStyle w:val="SourceCode"/>
-      </w:pPr>
-      <w:r>
-        <w:t xml:space="preserve">        // answer, "0x7a69", as a number, and "$" names the whole value.</w:t>
+        <w:t xml:space="preserve">        // A node runs exactly one chain, named by its chain ID: anvil's is</w:t>
+      </w:r>
+    </w:p>
+    <w:p>
+      <w:pPr>
+        <w:pStyle w:val="SourceCode"/>
+      </w:pPr>
+      <w:r>
+        <w:t xml:space="preserve">        // 31337. Remember, vm.parseJsonUint reads the hex "0x7a69" as a number</w:t>
+      </w:r>
+    </w:p>
+    <w:p>
+      <w:pPr>
+        <w:pStyle w:val="SourceCode"/>
+      </w:pPr>
+      <w:r>
+        <w:t xml:space="preserve">        // ("$" = the whole value); vm.toString makes text, string.concat joins.</w:t>
       </w:r>
     </w:p>
     <w:p>
@@ -11100,7 +11146,10 @@
     </w:p>
     <w:p>
       <w:r>
-        <w:t>The Production-Minded version logs the same lines. HOST, PORT, and CHAIN_ID are constants. CHAIN_ID is the chain the script expects; unlike the database setting it is not sent, only compared. connectNode is Lesson 4.0a's, unchanged: it returns false when no node answers, and run logs Error: could not connect to the host and port and reverts. When the node answers with a chain other than CHAIN_ID, run logs Error: could not use chain, the chain expected, and the node's address, and reverts with the node's own chain as the reason, so the reader knows which setting to fix.</w:t>
+        <w:t>The Production-Minded version logs the same lines. HOST, PORT, and CHAIN_ID are constants. CHAIN_ID is the chain the script expects; unlike the database setting it is not sent, only compared. connectNode is Lesson 4.0a's, unchanged: it returns false when no node answers, and run logs Error: could not connect to the host and port and reverts. When the node answers with a chain other than CHAIN_ID, run logs Error: could not use chain, the chain expected, and the node's address, and reverts with the node's own</w:t>
+      </w:r>
+      <w:r>
+        <w:t xml:space="preserve"> chain as the reason, so the reader knows which setting to fix.</w:t>
       </w:r>
     </w:p>
     <w:p>
@@ -12448,7 +12497,10 @@
     </w:p>
     <w:p>
       <w:r>
-        <w:t>The Chapter 4 project, the Database-Backed Contact Manager, keeps its contacts in spa_contacts and must keep them between runs. In Assembly, Rust, and Erlang, this lesson gives it its first two steps at startup: connect_server and CREATE DATABASE IF NOT EXISTS spa_contacts, which is safe on every start and never removes data, then connect_database(password, DATABASE), the one connection the rest of the project uses. Lesson 4.3a sends its first SQL through that connection. Solidity cannot take part in a MySQL project; its chain check is the nearest piece, run before a script relies on the node.</w:t>
+        <w:t>The Chapter 4 project, the Database-Backed Contact Manager, keeps its contacts in spa_contacts and must keep them between runs. In Assembly, Rust, and Erlang, this lesson gives it its first two steps at startup: connect_server and CREATE DATABASE IF NOT EXISTS spa_contacts, which is safe on every start and never removes data, then connect_database(password, DATABASE), the one connection the rest of the project uses. Lesson 4.3a sends its first SQL through that connection. Solidity cannot take part in a MySQ</w:t>
+      </w:r>
+      <w:r>
+        <w:t>L project; its chain check is the nearest piece, run before a script relies on the node.</w:t>
       </w:r>
     </w:p>
     <w:p>
@@ -12880,7 +12932,10 @@
     </w:p>
     <w:p>
       <w:r>
-        <w:t>Assembly, Rust, and Erlang each added the database setting to Lesson 4.0a's connection: the fifth value of mysql_real_connect, OptsBuilder's db_name, and mysql-otp's {database, ...} pair. Each program first connected to the server only and ran CREATE DATABASE IF NOT EXISTS spa_contacts, then connected again with the setting and asked SELECT DATABASE(), printing exactly the lines Lesson 4.2's programs print. The Production-Minded connect_database reports a missing database by name with the connector's reason, and each connection is closed as soon as its work is done. Solidity cannot choose a database; a node runs one chain, and its script checked the chain ID and reported a wrong chain the same clear way. Lesson 4.3a sends its first SQL statements through this connection.</w:t>
+        <w:t>Assembly, Rust, and Erlang each added the database setting to Lesson 4.0a's connection: the fifth value of mysql_real_connect, OptsBuilder's db_name, and mysql-otp's {database, ...} pair. Each program first connected to the server only and ran CREATE DATABASE IF NOT EXISTS spa_contacts, then connected again with the setting and asked SELECT DATABASE(), printing exactly the lines Lesson 4.2's programs print. The Production-Minded connect_database reports a missing database by name with the connector's reason</w:t>
+      </w:r>
+      <w:r>
+        <w:t>, and each connection is closed as soon as its work is done. Solidity cannot choose a database; a node runs one chain, and its script checked the chain ID and reported a wrong chain the same clear way. Lesson 4.3a sends its first SQL statements through this connection.</w:t>
       </w:r>
     </w:p>
     <w:sectPr>
@@ -13066,31 +13121,31 @@
       </w:rPr>
     </w:lvl>
   </w:abstractNum>
-  <w:num w:numId="1" w16cid:durableId="1759449530">
+  <w:num w:numId="1" w16cid:durableId="1667398375">
     <w:abstractNumId w:val="8"/>
   </w:num>
-  <w:num w:numId="2" w16cid:durableId="365718174">
+  <w:num w:numId="2" w16cid:durableId="1470172808">
     <w:abstractNumId w:val="6"/>
   </w:num>
-  <w:num w:numId="3" w16cid:durableId="2002269488">
+  <w:num w:numId="3" w16cid:durableId="717554626">
     <w:abstractNumId w:val="5"/>
   </w:num>
-  <w:num w:numId="4" w16cid:durableId="1468812922">
+  <w:num w:numId="4" w16cid:durableId="1648389738">
     <w:abstractNumId w:val="4"/>
   </w:num>
-  <w:num w:numId="5" w16cid:durableId="1680353167">
+  <w:num w:numId="5" w16cid:durableId="2076510595">
     <w:abstractNumId w:val="7"/>
   </w:num>
-  <w:num w:numId="6" w16cid:durableId="1350831979">
+  <w:num w:numId="6" w16cid:durableId="1512064485">
     <w:abstractNumId w:val="3"/>
   </w:num>
-  <w:num w:numId="7" w16cid:durableId="937757409">
+  <w:num w:numId="7" w16cid:durableId="1006636387">
     <w:abstractNumId w:val="2"/>
   </w:num>
-  <w:num w:numId="8" w16cid:durableId="2051495494">
+  <w:num w:numId="8" w16cid:durableId="2084715368">
     <w:abstractNumId w:val="1"/>
   </w:num>
-  <w:num w:numId="9" w16cid:durableId="1323848146">
+  <w:num w:numId="9" w16cid:durableId="1813597519">
     <w:abstractNumId w:val="0"/>
   </w:num>
 </w:numbering>
